--- a/submission_applied_nursing_research/05_Table_1_Participant_Characteristics.docx
+++ b/submission_applied_nursing_research/05_Table_1_Participant_Characteristics.docx
@@ -23,6 +23,7 @@
       </w:tblGrid>
       <w:tr>
         <w:trPr>
+          <w:cantSplit/>
           <w:tblHeader w:val="true"/>
         </w:trPr>
         <w:tc>
@@ -45,12 +46,15 @@
               <w:jc w:val="right"/>
             </w:pPr>
             <w:r>
-              <w:t xml:space="preserve">n (%)</w:t>
-            </w:r>
-          </w:p>
-        </w:tc>
-      </w:tr>
-      <w:tr>
+              <w:t xml:space="preserve">Value</w:t>
+            </w:r>
+          </w:p>
+        </w:tc>
+      </w:tr>
+      <w:tr>
+        <w:trPr>
+          <w:cantSplit/>
+        </w:trPr>
         <w:tc>
           <w:tcPr/>
           <w:p>
@@ -81,6 +85,9 @@
         </w:tc>
       </w:tr>
       <w:tr>
+        <w:trPr>
+          <w:cantSplit/>
+        </w:trPr>
         <w:tc>
           <w:tcPr/>
           <w:p>
@@ -107,6 +114,9 @@
         </w:tc>
       </w:tr>
       <w:tr>
+        <w:trPr>
+          <w:cantSplit/>
+        </w:trPr>
         <w:tc>
           <w:tcPr/>
           <w:p>
@@ -133,6 +143,9 @@
         </w:tc>
       </w:tr>
       <w:tr>
+        <w:trPr>
+          <w:cantSplit/>
+        </w:trPr>
         <w:tc>
           <w:tcPr/>
           <w:p>
@@ -159,6 +172,9 @@
         </w:tc>
       </w:tr>
       <w:tr>
+        <w:trPr>
+          <w:cantSplit/>
+        </w:trPr>
         <w:tc>
           <w:tcPr/>
           <w:p>
@@ -189,6 +205,9 @@
         </w:tc>
       </w:tr>
       <w:tr>
+        <w:trPr>
+          <w:cantSplit/>
+        </w:trPr>
         <w:tc>
           <w:tcPr/>
           <w:p>
@@ -215,6 +234,9 @@
         </w:tc>
       </w:tr>
       <w:tr>
+        <w:trPr>
+          <w:cantSplit/>
+        </w:trPr>
         <w:tc>
           <w:tcPr/>
           <w:p>
@@ -241,6 +263,9 @@
         </w:tc>
       </w:tr>
       <w:tr>
+        <w:trPr>
+          <w:cantSplit/>
+        </w:trPr>
         <w:tc>
           <w:tcPr/>
           <w:p>
@@ -271,6 +296,9 @@
         </w:tc>
       </w:tr>
       <w:tr>
+        <w:trPr>
+          <w:cantSplit/>
+        </w:trPr>
         <w:tc>
           <w:tcPr/>
           <w:p>
@@ -297,6 +325,9 @@
         </w:tc>
       </w:tr>
       <w:tr>
+        <w:trPr>
+          <w:cantSplit/>
+        </w:trPr>
         <w:tc>
           <w:tcPr/>
           <w:p>
@@ -329,6 +360,9 @@
         </w:tc>
       </w:tr>
       <w:tr>
+        <w:trPr>
+          <w:cantSplit/>
+        </w:trPr>
         <w:tc>
           <w:tcPr/>
           <w:p>
@@ -359,6 +393,9 @@
         </w:tc>
       </w:tr>
       <w:tr>
+        <w:trPr>
+          <w:cantSplit/>
+        </w:trPr>
         <w:tc>
           <w:tcPr/>
           <w:p>
@@ -385,6 +422,9 @@
         </w:tc>
       </w:tr>
       <w:tr>
+        <w:trPr>
+          <w:cantSplit/>
+        </w:trPr>
         <w:tc>
           <w:tcPr/>
           <w:p>
@@ -411,6 +451,9 @@
         </w:tc>
       </w:tr>
       <w:tr>
+        <w:trPr>
+          <w:cantSplit/>
+        </w:trPr>
         <w:tc>
           <w:tcPr/>
           <w:p>
@@ -441,6 +484,9 @@
         </w:tc>
       </w:tr>
       <w:tr>
+        <w:trPr>
+          <w:cantSplit/>
+        </w:trPr>
         <w:tc>
           <w:tcPr/>
           <w:p>
@@ -467,6 +513,9 @@
         </w:tc>
       </w:tr>
       <w:tr>
+        <w:trPr>
+          <w:cantSplit/>
+        </w:trPr>
         <w:tc>
           <w:tcPr/>
           <w:p>
@@ -493,6 +542,9 @@
         </w:tc>
       </w:tr>
       <w:tr>
+        <w:trPr>
+          <w:cantSplit/>
+        </w:trPr>
         <w:tc>
           <w:tcPr/>
           <w:p>
@@ -519,6 +571,9 @@
         </w:tc>
       </w:tr>
       <w:tr>
+        <w:trPr>
+          <w:cantSplit/>
+        </w:trPr>
         <w:tc>
           <w:tcPr/>
           <w:p>
@@ -545,6 +600,9 @@
         </w:tc>
       </w:tr>
       <w:tr>
+        <w:trPr>
+          <w:cantSplit/>
+        </w:trPr>
         <w:tc>
           <w:tcPr/>
           <w:p>
@@ -571,6 +629,9 @@
         </w:tc>
       </w:tr>
       <w:tr>
+        <w:trPr>
+          <w:cantSplit/>
+        </w:trPr>
         <w:tc>
           <w:tcPr/>
           <w:p>
@@ -601,6 +662,9 @@
         </w:tc>
       </w:tr>
       <w:tr>
+        <w:trPr>
+          <w:cantSplit/>
+        </w:trPr>
         <w:tc>
           <w:tcPr/>
           <w:p>
@@ -627,6 +691,9 @@
         </w:tc>
       </w:tr>
       <w:tr>
+        <w:trPr>
+          <w:cantSplit/>
+        </w:trPr>
         <w:tc>
           <w:tcPr/>
           <w:p>
@@ -653,6 +720,9 @@
         </w:tc>
       </w:tr>
       <w:tr>
+        <w:trPr>
+          <w:cantSplit/>
+        </w:trPr>
         <w:tc>
           <w:tcPr/>
           <w:p>
@@ -679,6 +749,9 @@
         </w:tc>
       </w:tr>
       <w:tr>
+        <w:trPr>
+          <w:cantSplit/>
+        </w:trPr>
         <w:tc>
           <w:tcPr/>
           <w:p>
@@ -705,6 +778,9 @@
         </w:tc>
       </w:tr>
       <w:tr>
+        <w:trPr>
+          <w:cantSplit/>
+        </w:trPr>
         <w:tc>
           <w:tcPr/>
           <w:p>
@@ -731,6 +807,9 @@
         </w:tc>
       </w:tr>
       <w:tr>
+        <w:trPr>
+          <w:cantSplit/>
+        </w:trPr>
         <w:tc>
           <w:tcPr/>
           <w:p>
@@ -757,6 +836,9 @@
         </w:tc>
       </w:tr>
       <w:tr>
+        <w:trPr>
+          <w:cantSplit/>
+        </w:trPr>
         <w:tc>
           <w:tcPr/>
           <w:p>
@@ -787,6 +869,9 @@
         </w:tc>
       </w:tr>
       <w:tr>
+        <w:trPr>
+          <w:cantSplit/>
+        </w:trPr>
         <w:tc>
           <w:tcPr/>
           <w:p>
@@ -813,6 +898,9 @@
         </w:tc>
       </w:tr>
       <w:tr>
+        <w:trPr>
+          <w:cantSplit/>
+        </w:trPr>
         <w:tc>
           <w:tcPr/>
           <w:p>
@@ -839,6 +927,9 @@
         </w:tc>
       </w:tr>
       <w:tr>
+        <w:trPr>
+          <w:cantSplit/>
+        </w:trPr>
         <w:tc>
           <w:tcPr/>
           <w:p>
@@ -869,6 +960,9 @@
         </w:tc>
       </w:tr>
       <w:tr>
+        <w:trPr>
+          <w:cantSplit/>
+        </w:trPr>
         <w:tc>
           <w:tcPr/>
           <w:p>
@@ -895,6 +989,9 @@
         </w:tc>
       </w:tr>
       <w:tr>
+        <w:trPr>
+          <w:cantSplit/>
+        </w:trPr>
         <w:tc>
           <w:tcPr/>
           <w:p>
@@ -921,6 +1018,9 @@
         </w:tc>
       </w:tr>
       <w:tr>
+        <w:trPr>
+          <w:cantSplit/>
+        </w:trPr>
         <w:tc>
           <w:tcPr/>
           <w:p>
@@ -947,6 +1047,9 @@
         </w:tc>
       </w:tr>
       <w:tr>
+        <w:trPr>
+          <w:cantSplit/>
+        </w:trPr>
         <w:tc>
           <w:tcPr/>
           <w:p>
@@ -973,6 +1076,9 @@
         </w:tc>
       </w:tr>
       <w:tr>
+        <w:trPr>
+          <w:cantSplit/>
+        </w:trPr>
         <w:tc>
           <w:tcPr/>
           <w:p>
@@ -1004,7 +1110,7 @@
         <w:pStyle w:val="Note"/>
       </w:pPr>
       <w:r>
-        <w:t xml:space="preserve">Values are n (%) unless a mean, median or range is specified; percentages may not total 100 because of rounding. To reduce the risk of identification within a small regional population, categories containing one or two participants were combined (age 45–54 and ≥55 years; diploma with bachelor’s; master’s with doctorate) and countries of education are not listed individually.</w:t>
+        <w:t xml:space="preserve">Values are n (%) unless a mean, median or range is specified; percentages may not total 100 because of rounding. To reduce the risk of identification within a small regional population, selected demographic categories were combined (age 45–54 and ≥55 years; diploma with bachelor’s degree; master’s degree with doctorate), and countries of education are not listed individually. Unit type is reported in full because quotations are not attributed by unit.</w:t>
       </w:r>
     </w:p>
     <w:p>
